--- a/docs/ZX-UX C48 SDK User Manual.docx
+++ b/docs/ZX-UX C48 SDK User Manual.docx
@@ -195,7 +195,7 @@
             <w:u w:val="single"/>
             <w:rFonts w:ascii="Aptos" w:hAnsi="Aptos"/>
           </w:rPr>
-          <w:t>C48 Language Specification Rev 0.11.docx</w:t>
+          <w:t>04-C48 Language Specification Rev 0.11.docx (canonical upstream; revisioned 04-* filename may change)</w:t>
         </w:r>
       </w:hyperlink>
       <w:r>
@@ -2228,7 +2228,7 @@
             <w:u w:val="single"/>
             <w:rFonts w:ascii="Aptos" w:hAnsi="Aptos"/>
           </w:rPr>
-          <w:t>C48 Language Specification Rev 0.11.docx</w:t>
+          <w:t>04-C48 Language Specification Rev 0.11.docx (canonical upstream; revisioned 04-* filename may change)</w:t>
         </w:r>
       </w:hyperlink>
       <w:r>

--- a/docs/ZX-UX C48 SDK User Manual.docx
+++ b/docs/ZX-UX C48 SDK User Manual.docx
@@ -8166,7 +8166,7 @@
                 <w:rFonts w:ascii="Arial" w:hAnsi="Arial" w:eastAsia="Arial" w:cs="Arial"/>
                 <w:sz w:val="18"/>
               </w:rPr>
-              <w:t>Maps to byte 27.</w:t>
+              <w:t>Maps to byte 7, the portable-SDK host equivalent of CAPS+1 on a physical ZX Spectrum running native ZX-UX; it is not ASCII ESC (27).</w:t>
             </w:r>
           </w:p>
         </w:tc>
@@ -8337,7 +8337,7 @@
           <w:rFonts w:ascii="Arial" w:hAnsi="Arial" w:eastAsia="Arial" w:cs="Arial"/>
           <w:sz w:val="20"/>
         </w:rPr>
-        <w:t>BREAK is frontend control, not a getchar() byte. Normal GUI keystrokes use rendezvous input, so a byte is accepted only while the VM is actually waiting in getchar(). Stale typeahead is not buffered. The SDK does not emulate the raw Spectrum keyboard matrix.</w:t>
+        <w:t>BREAK is frontend control, not a getchar() byte. Normal GUI keystrokes are translated to C48 console bytes and placed in a bounded 256-byte FIFO; getchar() consumes them in order and waits when the queue is empty. Shift+Space bypasses that queue as BREAK. The SDK does not emulate the raw Spectrum keyboard matrix.</w:t>
       </w:r>
     </w:p>
     <w:p>
@@ -10335,7 +10335,7 @@
                 <w:rFonts w:ascii="Arial" w:hAnsi="Arial"/>
                 <w:sz w:val="16"/>
               </w:rPr>
-              <w:t>i insert; 5/8 or h/l move; 7/6 page; x delete; f find; g top; q quit; Esc leaves insert mode</w:t>
+              <w:t>i insert; 5/8 or h/l move; 7/6 page; x delete; f find; g top; q quit; Esc (SDK host) / CAPS+1 (native ZX-UX) leaves insert mode</w:t>
             </w:r>
           </w:p>
         </w:tc>

--- a/docs/ZX-UX C48 SDK User Manual.docx
+++ b/docs/ZX-UX C48 SDK User Manual.docx
@@ -16463,6 +16463,44 @@
           <w:sz w:val="19"/>
         </w:rPr>
         <w:t>END OF USER MANUAL</w:t>
+      </w:r>
+    </w:p>
+    <w:p>
+      <w:r>
+        <w:br w:type="page"/>
+      </w:r>
+    </w:p>
+    <w:p>
+      <w:pPr>
+        <w:pStyle w:val="Heading1"/>
+      </w:pPr>
+      <w:r>
+        <w:t>Native ZX-UX source tapes</w:t>
+      </w:r>
+    </w:p>
+    <w:p>
+      <w:r>
+        <w:t>The SDK distribution includes 57 native ZX-UX source tape images beside the matching frozen programs under usr/bin. Each .src.tap image carries the C48 program source and the local header needed by that program.</w:t>
+      </w:r>
+    </w:p>
+    <w:p>
+      <w:r>
+        <w:t>Each tape stores ZX-UX M48O version-1 RAW objects targeted at USERHOME. C source is type C (5); .h and .txt source material is type TXT (1). USERHOME resolves to the current /home/&lt;user&gt; when ZX-UX loads the object.</w:t>
+      </w:r>
+    </w:p>
+    <w:p>
+      <w:r>
+        <w:t>To use a tape, position or attach the .src.tap cassette at its start, load the header object first, then load the C object. For example, the hello tape is used as: load exapi.h, then load hello.c, then cc hello.c. Pass the emitted OBJ1 object to the native ld linker and run the resulting MEX1 program.</w:t>
+      </w:r>
+    </w:p>
+    <w:p>
+      <w:r>
+        <w:t>The native compiler-resident &lt;c48.h&gt; is supplied by ZX-UX itself and is not included on the source tapes. The model program is intentionally excluded because its present single-translation-unit form exceeds current native compiler resource limits.</w:t>
+      </w:r>
+    </w:p>
+    <w:p>
+      <w:r>
+        <w:t>The c48srctap host utility creates compatible source tapes. It accepts only lowercase .c, .h, and .txt inputs, validates names and text format, writes atomically, and performs an internal decode-and-compare check before success.</w:t>
       </w:r>
     </w:p>
     <w:sectPr>

--- a/docs/ZX-UX C48 SDK User Manual.docx
+++ b/docs/ZX-UX C48 SDK User Manual.docx
@@ -7517,6 +7517,62 @@
       </w:pPr>
       <w:r>
         <w:t>Execution has no step or wall-clock quota when --max-steps and --time-quota are zero. Tests and hostile-input runs can set either limit, or both. The VM also caps user-function call depth at 64. Deep recursive C48 code then fails with a C48 runtime error instead of asking Python to discover the bottom of its own stack.</w:t>
+      </w:r>
+    </w:p>
+    <w:p>
+      <w:pPr>
+        <w:pStyle w:val="Heading2"/>
+      </w:pPr>
+      <w:r>
+        <w:t>6.6 Cooperative multitask sessions</w:t>
+      </w:r>
+    </w:p>
+    <w:p>
+      <w:pPr>
+        <w:pStyle w:val="BodyText"/>
+      </w:pPr>
+      <w:r>
+        <w:t>Use c48run --multitask when several independently compiled C48B1 programs should share one host session. The admitted form is c48run --multitask PROGRAM1.c48b PROGRAM2.c48b [PROGRAM3.c48b ...]. One through six program paths are accepted. In this mode every positional token is a program path, not a per-process argument; each process receives only its supplied path token as argv[0].</w:t>
+      </w:r>
+    </w:p>
+    <w:p>
+      <w:pPr>
+        <w:pStyle w:val="BodyText"/>
+      </w:pPr>
+      <w:r>
+        <w:t>The host keeps the native eight-slot identity shape while remaining a host VM: PID0 is synthetic idle state, PID1 is a synthetic session supervisor, and direct programs receive PID2 through PID7 in command-line order. Native spawn, wait, and kill calls are not implemented in this mode. They fail rather than being partly imitated.</w:t>
+      </w:r>
+    </w:p>
+    <w:p>
+      <w:pPr>
+        <w:pStyle w:val="BodyText"/>
+      </w:pPr>
+      <w:r>
+        <w:t>Scheduling is cooperative round-robin. yield() hands off; positive sleep() blocks the caller until its shared session tick deadline; sleep(0) returns without handing off; and a blocking getchar() blocks only its owning process. Ordinary C48 statements and expressions do not create hidden time slices. A process that never reaches a scheduling or blocking service can therefore starve peers until --max-steps or --time-quota stops the session.</w:t>
+      </w:r>
+    </w:p>
+    <w:p>
+      <w:pPr>
+        <w:pStyle w:val="BodyText"/>
+      </w:pPr>
+      <w:r>
+        <w:t>Each process has private C48 memory, globals, local scopes, call/continuation frames, heap, argument storage, and exit status. The screen, border, sound service, tick source, and keyboard are shared session devices. --heap is a separate per-process ceiling. --max-steps and --time-quota are session-wide ceilings. Headless multitask mode never blocks on host stdin: an unprovided getchar() fails that process explicitly while other runnable processes may finish.</w:t>
+      </w:r>
+    </w:p>
+    <w:p>
+      <w:pPr>
+        <w:pStyle w:val="BodyText"/>
+      </w:pPr>
+      <w:r>
+        <w:t>A process runtime failure ends that process with status 1 and does not automatically stop its peers. After all direct processes are terminal, the command returns zero only when all returned zero; otherwise it returns the first nonzero status in PID order. Shift+Space during a graphical session is a global BREAK and returns 130. The completed-program footer is withheld until every direct process has ended; after that point Shift+Space closes the retained final display.</w:t>
+      </w:r>
+    </w:p>
+    <w:p>
+      <w:pPr>
+        <w:pStyle w:val="BodyText"/>
+      </w:pPr>
+      <w:r>
+        <w:t>The SDK proof runs the frozen Towers of Hanoi and 8-Queens C48B1 demo binaries together to their verified final states on one shared screen. A separate repeated synthetic tick/input regression requires identical status, scheduler trace, and final screen bytes from identical lightweight sessions. That is a host-side compatibility proof against the pinned native scheduling contract, not native kernel execution.</w:t>
       </w:r>
     </w:p>
     <w:p>

--- a/docs/ZX-UX C48 SDK User Manual.docx
+++ b/docs/ZX-UX C48 SDK User Manual.docx
@@ -7573,6 +7573,54 @@
       </w:pPr>
       <w:r>
         <w:t>The SDK proof runs the frozen Towers of Hanoi and 8-Queens C48B1 demo binaries together to their verified final states on one shared screen. A separate repeated synthetic tick/input regression requires identical status, scheduler trace, and final screen bytes from identical lightweight sessions. That is a host-side compatibility proof against the pinned native scheduling contract, not native kernel execution.</w:t>
+      </w:r>
+    </w:p>
+    <w:p>
+      <w:pPr>
+        <w:pStyle w:val="Heading2"/>
+      </w:pPr>
+      <w:r>
+        <w:t>6.7 Native executable tape cross-development</w:t>
+      </w:r>
+    </w:p>
+    <w:p>
+      <w:pPr>
+        <w:pStyle w:val="BodyText"/>
+      </w:pPr>
+      <w:r>
+        <w:t>c48b2tap converts one validated C48B1 file into target-native ZX-UX artifacts. C48B1 remains the SDK host representation and is not Z80 machine code. Use c48b2tap --obj program.c48b program.obj for relocatable OBJ1, c48b2tap --mex program.c48b program.mex for a linked MEX1 executable, or c48b2tap --name PROGRAM program.c48b program.tap for a native executable cassette image.</w:t>
+      </w:r>
+    </w:p>
+    <w:p>
+      <w:pPr>
+        <w:pStyle w:val="BodyText"/>
+      </w:pPr>
+      <w:r>
+        <w:t>TAP output contains an M48O version-1 RAW BIN object targeted to BIN, with the complete MEX1 byte stream as its payload. A tape object name is 1 through 10 portable bytes. If the output basename is not a valid native object name, supply --name explicitly. --stack selects the requested FAST stack within the native 64 through 4096 byte range.</w:t>
+      </w:r>
+    </w:p>
+    <w:p>
+      <w:pPr>
+        <w:pStyle w:val="BodyText"/>
+      </w:pPr>
+      <w:r>
+        <w:t>The linker enforces two independent native limits. Executable image plus BSS must not exceed 32,768 bytes, and the complete stored MEX1, including relocation records, must also not exceed 32,768 bytes. The release proof includes a deterministic generated source between 29 KiB and 31 KiB whose stored MEX1 is also in that band. This demonstrates host cross-development capacity; it does not enlarge native ZX-UX memory.</w:t>
+      </w:r>
+    </w:p>
+    <w:p>
+      <w:pPr>
+        <w:pStyle w:val="BodyText"/>
+      </w:pPr>
+      <w:r>
+        <w:t>OBJ1, MEX1, and TAP output is deterministic for identical input, options, and tool version. c48b2tap writes through a temporary peer and publishes the destination only after generation and validation succeed. Malformed C48B1, unsupported target operations, unresolved symbols, invalid object names, path errors, or native size overflow therefore fail without leaving a partial new output.</w:t>
+      </w:r>
+    </w:p>
+    <w:p>
+      <w:pPr>
+        <w:pStyle w:val="BodyText"/>
+      </w:pPr>
+      <w:r>
+        <w:t>c48b2tap and c48run --multitask serve different purposes. c48b2tap creates target-native single-process artifacts for ZX-UX. c48run --multitask is the cooperative host execution model described in Section 6.6. Shared semantic fixtures compare overlapping behavior, but the SDK does not claim native concurrent execution merely because both facilities exist.</w:t>
       </w:r>
     </w:p>
     <w:p>

--- a/docs/ZX-UX C48 SDK User Manual.docx
+++ b/docs/ZX-UX C48 SDK User Manual.docx
@@ -7596,7 +7596,7 @@
         <w:pStyle w:val="BodyText"/>
       </w:pPr>
       <w:r>
-        <w:t>TAP output contains an M48O version-1 RAW BIN object targeted to BIN, with the complete MEX1 byte stream as its payload. A tape object name is 1 through 10 portable bytes. If the output basename is not a valid native object name, supply --name explicitly. --stack selects the requested FAST stack within the native 64 through 4096 byte range.</w:t>
+        <w:t>TAP output contains an M48O version-1 RAW BIN object targeted to BIN, with the complete MEX1 byte stream as its payload. A tape object name is 1 through 10 portable bytes. If the output basename is not a valid native object name, supply --name explicitly. --stack selects an even requested FAST stack from 64 through 4096 bytes.</w:t>
       </w:r>
     </w:p>
     <w:p>

--- a/docs/ZX-UX C48 SDK User Manual.docx
+++ b/docs/ZX-UX C48 SDK User Manual.docx
@@ -7581,6 +7581,14 @@
       </w:pPr>
       <w:r>
         <w:t>6.7 Native executable tape cross-development</w:t>
+      </w:r>
+    </w:p>
+    <w:p>
+      <w:pPr>
+        <w:pStyle w:val="BodyText"/>
+      </w:pPr>
+      <w:r>
+        <w:t>The end-to-end host cross-development pipeline is: C source -&gt; c48 -&gt; validated C48B1 -&gt; c48b2tap -&gt; native ZX-UX artifacts. c48 produces the validated C48B1 host representation; c48b2tap then emits relocatable native Z80 OBJ1, linked native ZX-UX MEX1 executable images, or Spectrum .tap images containing the complete MEX1 as an M48O version-1 RAW BIN object suitable for loading into ZX-UX.</w:t>
       </w:r>
     </w:p>
     <w:p>
